--- a/Q3_Digital_Form_Development/Q3_Process_and_Design_Record.docx
+++ b/Q3_Digital_Form_Development/Q3_Process_and_Design_Record.docx
@@ -74,7 +74,7 @@
         </w:rPr>
         <w:t xml:space="preserve">Repository: </w:t>
       </w:r>
-      <w:hyperlink w:history="1" r:id="rIdprghjsaz3oxaopxlikl1d">
+      <w:hyperlink w:history="1" r:id="rIdgn9xjll6pqvrzqm0corhn">
         <w:r>
           <w:rPr>
             <w:rStyle w:val="Hyperlink"/>
@@ -96,6 +96,21 @@
       </w:r>
       <w:r>
         <w:t xml:space="preserve">Python 3.14.6, pyxform 4.5.0, Java (Eclipse Temurin) 21.0.12+8 for ODK Validate</w:t>
+      </w:r>
+    </w:p>
+    <w:p>
+      <w:pPr>
+        <w:spacing w:after="160"/>
+      </w:pPr>
+      <w:r>
+        <w:rPr>
+          <w:b/>
+          <w:bCs/>
+        </w:rPr>
+        <w:t xml:space="preserve">Form version: </w:t>
+      </w:r>
+      <w:r>
+        <w:t xml:space="preserve">2026073101 (form_id hh2026_v1) -- see Section 18 for the version history and the live deployment it reflects</w:t>
       </w:r>
     </w:p>
     <w:p>
@@ -2320,7 +2335,7 @@
         <w:t xml:space="preserve">On deployment: </w:t>
       </w:r>
       <w:r>
-        <w:t xml:space="preserve">this form has not been deployed to a live ODK Central project, and has not been field-tested on physical Android hardware. What has been validated is the XLSForm-to-XForm conversion itself, using the same structural validator ODK Central runs before accepting a form — which is what "must convert without error" asks for. It has not confirmed runtime behaviour on a real 2 GB device: rendering performance of the settlement cascade against 2,524 real rows, the exact runtime behaviour of the pulldata() lookups against the shipped CSVs, or geopoint capture in the field. This is stated plainly, not implied, in documentation/11_scope_and_omissions.md, item 9, which also recommends a small-sample device pretest before the full 24-team rollout.</w:t>
+        <w:t xml:space="preserve">what's described in this section is the structural conversion check alone -- the XLSForm-to-XForm compile, validated with the same tool ODK Central runs before accepting a form, which is what "must convert without error" asks for. It does not by itself confirm runtime behaviour: whether the settlement cascade actually resolves against real attached CSVs, whether a constraint actually rejects the input it's meant to, whether a group actually appears when it's supposed to. Section 18 covers what happened when the form was actually deployed and clicked through on two real platforms, including two genuine bugs that this conversion check could not have caught because they are relevance and content issues, not structural ones.</w:t>
       </w:r>
     </w:p>
     <w:p>
@@ -3621,15 +3636,97 @@
         <w:spacing w:after="160" w:before="400"/>
       </w:pPr>
       <w:r>
-        <w:t xml:space="preserve">18. AI assistance</w:t>
-      </w:r>
-    </w:p>
-    <w:p>
-      <w:pPr>
-        <w:spacing w:after="160"/>
-      </w:pPr>
-      <w:r>
-        <w:t xml:space="preserve">Claude (Anthropic) was used throughout as a drafting and scaffolding assistant: reading the questionnaire and reference data, drafting scripts/build_form.py and the documentation set, and running the actual pyxform/ODK Validate conversion whose output is committed verbatim in conversion/. Every threshold, structural choice, and disposition decision (resolved vs. escalated) throughout this submission is attributed explicitly — as a named data-pack source or as my own judgement — rather than presented as authoritative when it is not. Full disclosure is maintained in AI_USE.md at the repository root.</w:t>
+        <w:t xml:space="preserve">18. Live testing on two platforms, and two real bugs it found</w:t>
+      </w:r>
+    </w:p>
+    <w:p>
+      <w:pPr>
+        <w:spacing w:after="160"/>
+      </w:pPr>
+      <w:r>
+        <w:t xml:space="preserve">The conversion check in Section 13 confirms the form compiles. It cannot confirm the form behaves correctly once real data, real media attachments, and a real interface are involved -- so the form was deployed and clicked through on two platforms beyond that check.</w:t>
+      </w:r>
+    </w:p>
+    <w:p>
+      <w:pPr>
+        <w:spacing w:after="160"/>
+      </w:pPr>
+      <w:r>
+        <w:t xml:space="preserve">First, KoboToolbox, with all reference CSVs attached as form media. Rendering the form live in its default language (Hausa) surfaced a real defect the conversion check had no way to catch: question 1.08's 120-row enumerator choice list showed the same translation-pending placeholder string 120 times over, because the build script defaulted every choice() call to that placeholder and only a subset had been manually given real Hausa text. The enumerator list is a set of codes (e.g. "Enumerator 003 (TM03, Ilela)"), not translatable prose, and defaulting it to a placeholder was simply wrong. Every affected choice list across the form was corrected to carry real Hausa where the stated policy said it should, and the enumerator list's Hausa column was set to mirror the English one, since a code needs no translation at all.</w:t>
+      </w:r>
+    </w:p>
+    <w:p>
+      <w:pPr>
+        <w:spacing w:after="160"/>
+      </w:pPr>
+      <w:r>
+        <w:t xml:space="preserve">Second, a self-hosted ODK Central instance, provisioned independently by the candidate: a production-ready deployment on an Oracle Cloud "Always Free" tier ARM64 VM, using Docker Compose, behind an existing Cloudflare Tunnel serving odk.iddsl.com.ng, including resolving ARM64 image compatibility, legacy PostgreSQL upgrade checks, and a VM-specific DNS caching issue traced to a stale systemd-resolved negative cache rather than Cloudflare or ODK itself. This is the form's actual target deployment platform, not a stand-in for it. Rendering the live form there via a public access link (no admin credentials shared or used) surfaced a second real defect: the Section 7 group carrying the enumerator's own sign-off (question 7.03) was gated behind a fully completed, consenting interview, making it unreachable in exactly the outcomes -- refused, vacant, no competent adult -- where two of the form's own on-screen notes, and the paper questionnaire itself, instruct the enumerator to "sign at 7.03 and submit." The group's relevance condition was removed; that field is now always reachable.</w:t>
+      </w:r>
+    </w:p>
+    <w:p>
+      <w:pPr>
+        <w:spacing w:after="160"/>
+      </w:pPr>
+      <w:r>
+        <w:t xml:space="preserve">Both fixes are recorded in constraint_register.csv and documentation/11_scope_and_omissions.md, item 9, with the reasoning for why each was a genuine defect rather than a stylistic preference. The form's version number was bumped on each fix (2026060100 to 2026073100 to 2026073101), consistent with the versioning policy in documentation/07_deployment_and_version_control.md, which also carries the full infrastructure deployment record in the candidate's own words.</w:t>
+      </w:r>
+    </w:p>
+    <w:p>
+      <w:pPr>
+        <w:pStyle w:val="Heading1"/>
+        <w:spacing w:after="160" w:before="400"/>
+      </w:pPr>
+      <w:r>
+        <w:t xml:space="preserve">19. A correction worth documenting in full: the missing medicine list</w:t>
+      </w:r>
+    </w:p>
+    <w:p>
+      <w:pPr>
+        <w:spacing w:after="160"/>
+      </w:pPr>
+      <w:r>
+        <w:t xml:space="preserve">Question 4.13 references "the medicine list," and no such file exists anywhere in the data pack -- defect D-05, reported from the first draft of this submission onward. How that gap was handled changed twice during review, and both changes matter enough to record plainly rather than let the final state stand without its history.</w:t>
+      </w:r>
+    </w:p>
+    <w:p>
+      <w:pPr>
+        <w:spacing w:after="160"/>
+      </w:pPr>
+      <w:r>
+        <w:t xml:space="preserve">The first build filled the gap with an illustrative list of common antibiotics, composed from general clinical knowledge and described as "WHO AWaRe-informed." When asked directly how that list was sourced, the honest answer was: composed from training knowledge, not fetched from or verified against any actual WHO document -- a real distinction between "consistent with a real framework" and "sourced from it." An offer was made to properly source the list from a public WHO document instead. Partway through doing that lookup, the candidate stopped it directly: the assessment's own instructions ask for defects to be identified and reported, not filled in with content of the AI's own choosing, however well-cited. That instruction was correct, and the substitute list -- sourced or not -- was removed entirely, not merely re-labelled.</w:t>
+      </w:r>
+    </w:p>
+    <w:p>
+      <w:pPr>
+        <w:spacing w:after="160"/>
+      </w:pPr>
+      <w:r>
+        <w:t xml:space="preserve">A second attempt briefly made the field a plain free-text capture, reasoning that free text at least avoids inventing drug names while letting fieldwork continue. The candidate corrected this too: not free text either -- structure the field to receive the real list once supplied, and make the gap visible rather than worked around. antibiotic_code is now select_one_from_file medicine_list.csv, wired exactly like the LGA/Ward/Settlement cascade, but form/media/medicine_list.csv ships as a genuine stub: a header row, zero data rows. No antibiotic name -- invented, cited, or freely typed -- appears anywhere in the running form. When rendered live, question 4.13 correctly has no options to offer, which is the honest state of the data pack made visible rather than papered over.</w:t>
+      </w:r>
+    </w:p>
+    <w:p>
+      <w:pPr>
+        <w:spacing w:after="160"/>
+      </w:pPr>
+      <w:r>
+        <w:t xml:space="preserve">At the candidate's explicit request, and purely to unblock manual click-through testing of the rest of the form on the live Central instance, a separate file was created -- testing/medicine_list_DUMMY_FOR_CENTRAL_TESTING_ONLY.csv -- containing obviously fake entries ("[TEST DATA - NOT A REAL MEDICINE]"). It is documented as a testing aid only in testing/README.md, is not referenced anywhere in scripts/build_form.py, and does not replace the empty stub that ships with the actual deliverable. The distinction the candidate drew throughout -- between reporting a gap, inventing content to fill it, and deliberately staging a field to receive real content later -- is the one this section exists to make explicit.</w:t>
+      </w:r>
+    </w:p>
+    <w:p>
+      <w:pPr>
+        <w:pStyle w:val="Heading1"/>
+        <w:spacing w:after="160" w:before="400"/>
+      </w:pPr>
+      <w:r>
+        <w:t xml:space="preserve">20. AI assistance</w:t>
+      </w:r>
+    </w:p>
+    <w:p>
+      <w:pPr>
+        <w:spacing w:after="160"/>
+      </w:pPr>
+      <w:r>
+        <w:t xml:space="preserve">Claude (Anthropic) was used throughout as a drafting and scaffolding assistant across a multi-session build-and-test cycle: reading the questionnaire and reference data, drafting scripts/build_form.py and the documentation set, running the actual pyxform/ODK Validate conversion whose output is committed verbatim in conversion/, and iterating on the deliverable through the corrections described in Sections 18 and 19. Every threshold, structural choice, and disposition decision (resolved vs. escalated) throughout this submission is attributed explicitly — as a named data-pack source or as my own judgement — rather than presented as authoritative when it is not. Corrections made during review, including the medicine-list episode in Section 19, are disclosed rather than edited out of the record, because that is what an honest AI-use disclosure should show. Full disclosure is maintained in AI_USE.md at the repository root.</w:t>
       </w:r>
     </w:p>
     <w:sectPr>
